--- a/Especializacion/Checklist de cierre de curso a satisfaccion.docx
+++ b/Especializacion/Checklist de cierre de curso a satisfaccion.docx
@@ -93,20 +93,6 @@
               <w:t>Corporación Unificada Nacional</w:t>
               <w:br/>
               <w:t>de Educación Superior</w:t>
-            </w:r>
-          </w:p>
-          <w:p>
-            <w:pPr>
-              <w:jc w:val="right"/>
-            </w:pPr>
-            <w:r>
-              <w:rPr>
-                <w:rFonts w:ascii="Calibri" w:hAnsi="Calibri" w:eastAsia="Calibri" w:cs="Calibri"/>
-                <w:b w:val="0"/>
-                <w:color w:val="007433"/>
-                <w:sz w:val="16"/>
-              </w:rPr>
-              <w:t>Especialización · AFI · cierre a satisfacción</w:t>
             </w:r>
           </w:p>
         </w:tc>
@@ -252,7 +238,59 @@
           <w:color w:val="2B2B2B"/>
           <w:sz w:val="22"/>
         </w:rPr>
-        <w:t xml:space="preserve"> ESP329 · Instructivos AFI · Cronograma Proyecto I/II · Reglamento Estudiantil (Art. 41 nota única) · </w:t>
+        <w:t xml:space="preserve"> </w:t>
+      </w:r>
+      <w:r>
+        <w:rPr>
+          <w:rFonts w:ascii="Calibri" w:hAnsi="Calibri"/>
+          <w:b/>
+          <w:color w:val="2B2B2B"/>
+          <w:sz w:val="22"/>
+        </w:rPr>
+        <w:t>libro de calificaciones del aula 54ES4 en CDigital</w:t>
+      </w:r>
+      <w:r>
+        <w:rPr>
+          <w:rFonts w:ascii="Calibri" w:hAnsi="Calibri"/>
+          <w:b w:val="0"/>
+          <w:color w:val="2B2B2B"/>
+          <w:sz w:val="22"/>
+        </w:rPr>
+        <w:t xml:space="preserve"> (auditoría </w:t>
+      </w:r>
+      <w:r>
+        <w:rPr>
+          <w:rFonts w:ascii="Consolas" w:hAnsi="Consolas"/>
+          <w:color w:val="111111"/>
+          <w:sz w:val="21"/>
+        </w:rPr>
+        <w:t>AUDITORIA CDigital 2026-08-10.md</w:t>
+      </w:r>
+      <w:r>
+        <w:rPr>
+          <w:rFonts w:ascii="Calibri" w:hAnsi="Calibri"/>
+          <w:b w:val="0"/>
+          <w:color w:val="2B2B2B"/>
+          <w:sz w:val="22"/>
+        </w:rPr>
+        <w:t xml:space="preserve"> §2 → </w:t>
+      </w:r>
+      <w:r>
+        <w:rPr>
+          <w:rFonts w:ascii="Consolas" w:hAnsi="Consolas"/>
+          <w:color w:val="111111"/>
+          <w:sz w:val="21"/>
+        </w:rPr>
+        <w:t>config/cursos/fechas_entrega_aca.py</w:t>
+      </w:r>
+      <w:r>
+        <w:rPr>
+          <w:rFonts w:ascii="Calibri" w:hAnsi="Calibri"/>
+          <w:b w:val="0"/>
+          <w:color w:val="2B2B2B"/>
+          <w:sz w:val="22"/>
+        </w:rPr>
+        <w:t xml:space="preserve">) · ESP329 · Instructivos AFI · Cronograma Proyecto I/II · Reglamento Estudiantil (Art. 41 nota única) · </w:t>
       </w:r>
       <w:r>
         <w:rPr>
@@ -348,6 +386,951 @@
         <w:t xml:space="preserve"> (sin auto/coeval).</w:t>
       </w:r>
     </w:p>
+    <w:p>
+      <w:pPr>
+        <w:ind w:left="432"/>
+        <w:shd w:val="clear" w:fill="E8F5EC"/>
+      </w:pPr>
+    </w:p>
+    <w:p>
+      <w:pPr>
+        <w:ind w:left="432"/>
+        <w:shd w:val="clear" w:fill="E8F5EC"/>
+      </w:pPr>
+      <w:r>
+        <w:rPr>
+          <w:rFonts w:ascii="Calibri" w:hAnsi="Calibri"/>
+          <w:b/>
+          <w:i/>
+          <w:color w:val="2B2B2B"/>
+          <w:sz w:val="21"/>
+        </w:rPr>
+        <w:t>Terminología:</w:t>
+      </w:r>
+      <w:r>
+        <w:rPr>
+          <w:rFonts w:ascii="Calibri" w:hAnsi="Calibri"/>
+          <w:b w:val="0"/>
+          <w:i/>
+          <w:color w:val="2B2B2B"/>
+          <w:sz w:val="21"/>
+        </w:rPr>
+        <w:t xml:space="preserve"> las </w:t>
+      </w:r>
+      <w:r>
+        <w:rPr>
+          <w:rFonts w:ascii="Calibri" w:hAnsi="Calibri"/>
+          <w:b/>
+          <w:i/>
+          <w:color w:val="2B2B2B"/>
+          <w:sz w:val="21"/>
+        </w:rPr>
+        <w:t>ACAs son tres</w:t>
+      </w:r>
+      <w:r>
+        <w:rPr>
+          <w:rFonts w:ascii="Calibri" w:hAnsi="Calibri"/>
+          <w:b w:val="0"/>
+          <w:i/>
+          <w:color w:val="2B2B2B"/>
+          <w:sz w:val="21"/>
+        </w:rPr>
+        <w:t xml:space="preserve"> (ACA 1, ACA 2, ACA 3). La </w:t>
+      </w:r>
+      <w:r>
+        <w:rPr>
+          <w:rFonts w:ascii="Calibri" w:hAnsi="Calibri"/>
+          <w:b/>
+          <w:i/>
+          <w:color w:val="2B2B2B"/>
+          <w:sz w:val="21"/>
+        </w:rPr>
+        <w:t>autoevaluación (4%)</w:t>
+      </w:r>
+      <w:r>
+        <w:rPr>
+          <w:rFonts w:ascii="Calibri" w:hAnsi="Calibri"/>
+          <w:b w:val="0"/>
+          <w:i/>
+          <w:color w:val="2B2B2B"/>
+          <w:sz w:val="21"/>
+        </w:rPr>
+        <w:t xml:space="preserve"> y la </w:t>
+      </w:r>
+      <w:r>
+        <w:rPr>
+          <w:rFonts w:ascii="Calibri" w:hAnsi="Calibri"/>
+          <w:b/>
+          <w:i/>
+          <w:color w:val="2B2B2B"/>
+          <w:sz w:val="21"/>
+        </w:rPr>
+        <w:t>coevaluación (4%)</w:t>
+      </w:r>
+      <w:r>
+        <w:rPr>
+          <w:rFonts w:ascii="Calibri" w:hAnsi="Calibri"/>
+          <w:b w:val="0"/>
+          <w:i/>
+          <w:color w:val="2B2B2B"/>
+          <w:sz w:val="21"/>
+        </w:rPr>
+        <w:t xml:space="preserve"> de Proyecto I </w:t>
+      </w:r>
+      <w:r>
+        <w:rPr>
+          <w:rFonts w:ascii="Calibri" w:hAnsi="Calibri"/>
+          <w:b/>
+          <w:i/>
+          <w:color w:val="2B2B2B"/>
+          <w:sz w:val="21"/>
+        </w:rPr>
+        <w:t>no son ACAs</w:t>
+      </w:r>
+      <w:r>
+        <w:rPr>
+          <w:rFonts w:ascii="Calibri" w:hAnsi="Calibri"/>
+          <w:b w:val="0"/>
+          <w:i/>
+          <w:color w:val="2B2B2B"/>
+          <w:sz w:val="21"/>
+        </w:rPr>
+        <w:t xml:space="preserve">: son instrumentos individuales de cierre — la autoevaluación se </w:t>
+      </w:r>
+      <w:r>
+        <w:rPr>
+          <w:rFonts w:ascii="Calibri" w:hAnsi="Calibri"/>
+          <w:b/>
+          <w:i/>
+          <w:color w:val="2B2B2B"/>
+          <w:sz w:val="21"/>
+        </w:rPr>
+        <w:t>diligencia</w:t>
+      </w:r>
+      <w:r>
+        <w:rPr>
+          <w:rFonts w:ascii="Calibri" w:hAnsi="Calibri"/>
+          <w:b w:val="0"/>
+          <w:i/>
+          <w:color w:val="2B2B2B"/>
+          <w:sz w:val="21"/>
+        </w:rPr>
+        <w:t xml:space="preserve"> como cuestionario y la coevaluación se </w:t>
+      </w:r>
+      <w:r>
+        <w:rPr>
+          <w:rFonts w:ascii="Calibri" w:hAnsi="Calibri"/>
+          <w:b/>
+          <w:i/>
+          <w:color w:val="2B2B2B"/>
+          <w:sz w:val="21"/>
+        </w:rPr>
+        <w:t>participa</w:t>
+      </w:r>
+      <w:r>
+        <w:rPr>
+          <w:rFonts w:ascii="Calibri" w:hAnsi="Calibri"/>
+          <w:b w:val="0"/>
+          <w:i/>
+          <w:color w:val="2B2B2B"/>
+          <w:sz w:val="21"/>
+        </w:rPr>
+        <w:t xml:space="preserve"> en un </w:t>
+      </w:r>
+      <w:r>
+        <w:rPr>
+          <w:rFonts w:ascii="Calibri" w:hAnsi="Calibri"/>
+          <w:b/>
+          <w:i/>
+          <w:color w:val="2B2B2B"/>
+          <w:sz w:val="21"/>
+        </w:rPr>
+        <w:t>foro</w:t>
+      </w:r>
+      <w:r>
+        <w:rPr>
+          <w:rFonts w:ascii="Calibri" w:hAnsi="Calibri"/>
+          <w:b w:val="0"/>
+          <w:i/>
+          <w:color w:val="2B2B2B"/>
+          <w:sz w:val="21"/>
+        </w:rPr>
+        <w:t>.</w:t>
+      </w:r>
+    </w:p>
+    <w:p>
+      <w:pPr>
+        <w:ind w:left="432"/>
+        <w:shd w:val="clear" w:fill="E8F5EC"/>
+      </w:pPr>
+    </w:p>
+    <w:p>
+      <w:pPr>
+        <w:ind w:left="432"/>
+        <w:shd w:val="clear" w:fill="E8F5EC"/>
+      </w:pPr>
+      <w:r>
+        <w:rPr>
+          <w:rFonts w:ascii="Calibri" w:hAnsi="Calibri"/>
+          <w:b w:val="0"/>
+          <w:i/>
+          <w:color w:val="2B2B2B"/>
+          <w:sz w:val="21"/>
+        </w:rPr>
+        <w:t xml:space="preserve">⚠️ </w:t>
+      </w:r>
+      <w:r>
+        <w:rPr>
+          <w:rFonts w:ascii="Calibri" w:hAnsi="Calibri"/>
+          <w:b/>
+          <w:i/>
+          <w:color w:val="2B2B2B"/>
+          <w:sz w:val="21"/>
+        </w:rPr>
+        <w:t>Actualizado el 2026-08-10.</w:t>
+      </w:r>
+      <w:r>
+        <w:rPr>
+          <w:rFonts w:ascii="Calibri" w:hAnsi="Calibri"/>
+          <w:b w:val="0"/>
+          <w:i/>
+          <w:color w:val="2B2B2B"/>
+          <w:sz w:val="21"/>
+        </w:rPr>
+        <w:t xml:space="preserve"> La auditoría del aula corrigió dos cosas: (1) el aula </w:t>
+      </w:r>
+      <w:r>
+        <w:rPr>
+          <w:rFonts w:ascii="Calibri" w:hAnsi="Calibri"/>
+          <w:b/>
+          <w:i/>
+          <w:color w:val="2B2B2B"/>
+          <w:sz w:val="21"/>
+        </w:rPr>
+        <w:t>nombra los ítems distinto</w:t>
+      </w:r>
+      <w:r>
+        <w:rPr>
+          <w:rFonts w:ascii="Calibri" w:hAnsi="Calibri"/>
+          <w:b w:val="0"/>
+          <w:i/>
+          <w:color w:val="2B2B2B"/>
+          <w:sz w:val="21"/>
+        </w:rPr>
+        <w:t xml:space="preserve"> — corte 1 = </w:t>
+      </w:r>
+      <w:r>
+        <w:rPr>
+          <w:rFonts w:ascii="Calibri" w:hAnsi="Calibri"/>
+          <w:b/>
+          <w:i/>
+          <w:color w:val="2B2B2B"/>
+          <w:sz w:val="21"/>
+        </w:rPr>
+        <w:t>«Quiz»</w:t>
+      </w:r>
+      <w:r>
+        <w:rPr>
+          <w:rFonts w:ascii="Calibri" w:hAnsi="Calibri"/>
+          <w:b w:val="0"/>
+          <w:i/>
+          <w:color w:val="2B2B2B"/>
+          <w:sz w:val="21"/>
+        </w:rPr>
+        <w:t xml:space="preserve"> (cuestionario, 25%), nuestra ACA 2 es la </w:t>
+      </w:r>
+      <w:r>
+        <w:rPr>
+          <w:rFonts w:ascii="Calibri" w:hAnsi="Calibri"/>
+          <w:b/>
+          <w:i/>
+          <w:color w:val="2B2B2B"/>
+          <w:sz w:val="21"/>
+        </w:rPr>
+        <w:t>«ACA 1»</w:t>
+      </w:r>
+      <w:r>
+        <w:rPr>
+          <w:rFonts w:ascii="Calibri" w:hAnsi="Calibri"/>
+          <w:b w:val="0"/>
+          <w:i/>
+          <w:color w:val="2B2B2B"/>
+          <w:sz w:val="21"/>
+        </w:rPr>
+        <w:t xml:space="preserve"> del aula y nuestra ACA 3 es la </w:t>
+      </w:r>
+      <w:r>
+        <w:rPr>
+          <w:rFonts w:ascii="Calibri" w:hAnsi="Calibri"/>
+          <w:b/>
+          <w:i/>
+          <w:color w:val="2B2B2B"/>
+          <w:sz w:val="21"/>
+        </w:rPr>
+        <w:t>«ACA FINAL»</w:t>
+      </w:r>
+      <w:r>
+        <w:rPr>
+          <w:rFonts w:ascii="Calibri" w:hAnsi="Calibri"/>
+          <w:b w:val="0"/>
+          <w:i/>
+          <w:color w:val="2B2B2B"/>
+          <w:sz w:val="21"/>
+        </w:rPr>
+        <w:t xml:space="preserve">; (2) la auto/coevaluación </w:t>
+      </w:r>
+      <w:r>
+        <w:rPr>
+          <w:rFonts w:ascii="Calibri" w:hAnsi="Calibri"/>
+          <w:b/>
+          <w:i/>
+          <w:color w:val="2B2B2B"/>
+          <w:sz w:val="21"/>
+        </w:rPr>
+        <w:t>no es exclusiva de Proyecto I</w:t>
+      </w:r>
+      <w:r>
+        <w:rPr>
+          <w:rFonts w:ascii="Calibri" w:hAnsi="Calibri"/>
+          <w:b w:val="0"/>
+          <w:i/>
+          <w:color w:val="2B2B2B"/>
+          <w:sz w:val="21"/>
+        </w:rPr>
+        <w:t xml:space="preserve">: existe también en los 4 cursos de pregrado, con peso menor. </w:t>
+      </w:r>
+      <w:r>
+        <w:rPr>
+          <w:rFonts w:ascii="Calibri" w:hAnsi="Calibri"/>
+          <w:b/>
+          <w:i/>
+          <w:color w:val="2B2B2B"/>
+          <w:sz w:val="21"/>
+        </w:rPr>
+        <w:t>Las fechas no cambiaron</w:t>
+      </w:r>
+      <w:r>
+        <w:rPr>
+          <w:rFonts w:ascii="Calibri" w:hAnsi="Calibri"/>
+          <w:b w:val="0"/>
+          <w:i/>
+          <w:color w:val="2B2B2B"/>
+          <w:sz w:val="21"/>
+        </w:rPr>
+        <w:t xml:space="preserve"> (siguen las de Coordinación).</w:t>
+      </w:r>
+    </w:p>
+    <w:p>
+      <w:pPr>
+        <w:spacing w:before="200" w:after="60"/>
+      </w:pPr>
+      <w:r>
+        <w:rPr>
+          <w:rFonts w:ascii="Calibri" w:hAnsi="Calibri"/>
+          <w:b/>
+          <w:color w:val="007433"/>
+          <w:sz w:val="32"/>
+        </w:rPr>
+        <w:t>Puente material ↔ aula (verifícalo antes de calificar)</w:t>
+      </w:r>
+    </w:p>
+    <w:tbl>
+      <w:tblPr>
+        <w:tblStyle w:val="TableGrid"/>
+        <w:tblW w:type="auto" w:w="0"/>
+        <w:tblLook w:firstColumn="1" w:firstRow="1" w:lastColumn="0" w:lastRow="0" w:noHBand="0" w:noVBand="1" w:val="04A0"/>
+      </w:tblPr>
+      <w:tblGrid>
+        <w:gridCol w:w="1958"/>
+        <w:gridCol w:w="1958"/>
+        <w:gridCol w:w="1958"/>
+        <w:gridCol w:w="1958"/>
+        <w:gridCol w:w="1958"/>
+      </w:tblGrid>
+      <w:tr>
+        <w:tc>
+          <w:tcPr>
+            <w:tcW w:type="dxa" w:w="1958"/>
+            <w:shd w:val="clear" w:fill="0C2340"/>
+            <w:shd w:val="clear" w:fill="0C2340"/>
+          </w:tcPr>
+          <w:p>
+            <w:r>
+              <w:rPr>
+                <w:rFonts w:ascii="Calibri" w:hAnsi="Calibri"/>
+                <w:b/>
+                <w:color w:val="FFFFFF"/>
+              </w:rPr>
+            </w:r>
+            <w:r>
+              <w:rPr>
+                <w:rFonts w:ascii="Calibri" w:hAnsi="Calibri"/>
+                <w:b/>
+                <w:color w:val="FFFFFF"/>
+                <w:sz w:val="21"/>
+              </w:rPr>
+              <w:t>Componente (material / ESP329)</w:t>
+            </w:r>
+          </w:p>
+        </w:tc>
+        <w:tc>
+          <w:tcPr>
+            <w:tcW w:type="dxa" w:w="1958"/>
+            <w:shd w:val="clear" w:fill="0C2340"/>
+            <w:shd w:val="clear" w:fill="0C2340"/>
+          </w:tcPr>
+          <w:p>
+            <w:r>
+              <w:rPr>
+                <w:rFonts w:ascii="Calibri" w:hAnsi="Calibri"/>
+                <w:b/>
+                <w:color w:val="FFFFFF"/>
+              </w:rPr>
+            </w:r>
+            <w:r>
+              <w:rPr>
+                <w:rFonts w:ascii="Calibri" w:hAnsi="Calibri"/>
+                <w:b/>
+                <w:color w:val="FFFFFF"/>
+                <w:sz w:val="21"/>
+              </w:rPr>
+              <w:t>Ítem en el aula</w:t>
+            </w:r>
+          </w:p>
+        </w:tc>
+        <w:tc>
+          <w:tcPr>
+            <w:tcW w:type="dxa" w:w="1958"/>
+            <w:shd w:val="clear" w:fill="0C2340"/>
+            <w:shd w:val="clear" w:fill="0C2340"/>
+          </w:tcPr>
+          <w:p>
+            <w:r>
+              <w:rPr>
+                <w:rFonts w:ascii="Calibri" w:hAnsi="Calibri"/>
+                <w:b/>
+                <w:color w:val="FFFFFF"/>
+              </w:rPr>
+            </w:r>
+            <w:r>
+              <w:rPr>
+                <w:rFonts w:ascii="Calibri" w:hAnsi="Calibri"/>
+                <w:b/>
+                <w:color w:val="FFFFFF"/>
+                <w:sz w:val="21"/>
+              </w:rPr>
+              <w:t>Tipo</w:t>
+            </w:r>
+          </w:p>
+        </w:tc>
+        <w:tc>
+          <w:tcPr>
+            <w:tcW w:type="dxa" w:w="1958"/>
+            <w:shd w:val="clear" w:fill="0C2340"/>
+            <w:shd w:val="clear" w:fill="0C2340"/>
+          </w:tcPr>
+          <w:p>
+            <w:r>
+              <w:rPr>
+                <w:rFonts w:ascii="Calibri" w:hAnsi="Calibri"/>
+                <w:b/>
+                <w:color w:val="FFFFFF"/>
+              </w:rPr>
+            </w:r>
+            <w:r>
+              <w:rPr>
+                <w:rFonts w:ascii="Calibri" w:hAnsi="Calibri"/>
+                <w:b/>
+                <w:color w:val="FFFFFF"/>
+                <w:sz w:val="21"/>
+              </w:rPr>
+              <w:t>Peso</w:t>
+            </w:r>
+          </w:p>
+        </w:tc>
+        <w:tc>
+          <w:tcPr>
+            <w:tcW w:type="dxa" w:w="1958"/>
+            <w:shd w:val="clear" w:fill="0C2340"/>
+            <w:shd w:val="clear" w:fill="0C2340"/>
+          </w:tcPr>
+          <w:p>
+            <w:r>
+              <w:rPr>
+                <w:rFonts w:ascii="Calibri" w:hAnsi="Calibri"/>
+                <w:b/>
+                <w:color w:val="FFFFFF"/>
+              </w:rPr>
+            </w:r>
+            <w:r>
+              <w:rPr>
+                <w:rFonts w:ascii="Calibri" w:hAnsi="Calibri"/>
+                <w:b/>
+                <w:color w:val="FFFFFF"/>
+                <w:sz w:val="21"/>
+              </w:rPr>
+              <w:t>Corte</w:t>
+            </w:r>
+          </w:p>
+        </w:tc>
+      </w:tr>
+      <w:tr>
+        <w:tc>
+          <w:tcPr>
+            <w:tcW w:type="dxa" w:w="1958"/>
+          </w:tcPr>
+          <w:p>
+            <w:r/>
+            <w:r>
+              <w:rPr>
+                <w:rFonts w:ascii="Calibri" w:hAnsi="Calibri"/>
+                <w:b w:val="0"/>
+                <w:color w:val="2B2B2B"/>
+                <w:sz w:val="20"/>
+              </w:rPr>
+              <w:t>ACA 1 — formulación del problema</w:t>
+            </w:r>
+          </w:p>
+        </w:tc>
+        <w:tc>
+          <w:tcPr>
+            <w:tcW w:type="dxa" w:w="1958"/>
+          </w:tcPr>
+          <w:p>
+            <w:r/>
+            <w:r>
+              <w:rPr>
+                <w:rFonts w:ascii="Calibri" w:hAnsi="Calibri"/>
+                <w:b/>
+                <w:color w:val="2B2B2B"/>
+                <w:sz w:val="20"/>
+              </w:rPr>
+              <w:t>Quiz</w:t>
+            </w:r>
+          </w:p>
+        </w:tc>
+        <w:tc>
+          <w:tcPr>
+            <w:tcW w:type="dxa" w:w="1958"/>
+          </w:tcPr>
+          <w:p>
+            <w:r/>
+            <w:r>
+              <w:rPr>
+                <w:rFonts w:ascii="Calibri" w:hAnsi="Calibri"/>
+                <w:b w:val="0"/>
+                <w:color w:val="2B2B2B"/>
+                <w:sz w:val="20"/>
+              </w:rPr>
+              <w:t>Cuestionario</w:t>
+            </w:r>
+          </w:p>
+        </w:tc>
+        <w:tc>
+          <w:tcPr>
+            <w:tcW w:type="dxa" w:w="1958"/>
+          </w:tcPr>
+          <w:p>
+            <w:r/>
+            <w:r>
+              <w:rPr>
+                <w:rFonts w:ascii="Calibri" w:hAnsi="Calibri"/>
+                <w:b w:val="0"/>
+                <w:color w:val="2B2B2B"/>
+                <w:sz w:val="20"/>
+              </w:rPr>
+              <w:t>25%</w:t>
+            </w:r>
+          </w:p>
+        </w:tc>
+        <w:tc>
+          <w:tcPr>
+            <w:tcW w:type="dxa" w:w="1958"/>
+          </w:tcPr>
+          <w:p>
+            <w:r/>
+            <w:r>
+              <w:rPr>
+                <w:rFonts w:ascii="Calibri" w:hAnsi="Calibri"/>
+                <w:b w:val="0"/>
+                <w:color w:val="2B2B2B"/>
+                <w:sz w:val="20"/>
+              </w:rPr>
+              <w:t>1 (25%)</w:t>
+            </w:r>
+          </w:p>
+        </w:tc>
+      </w:tr>
+      <w:tr>
+        <w:tc>
+          <w:tcPr>
+            <w:tcW w:type="dxa" w:w="1958"/>
+            <w:shd w:val="clear" w:fill="F5F7F5"/>
+            <w:shd w:val="clear" w:fill="F5F7F5"/>
+          </w:tcPr>
+          <w:p>
+            <w:r/>
+            <w:r>
+              <w:rPr>
+                <w:rFonts w:ascii="Calibri" w:hAnsi="Calibri"/>
+                <w:b w:val="0"/>
+                <w:color w:val="2B2B2B"/>
+                <w:sz w:val="20"/>
+              </w:rPr>
+              <w:t>ACA 2 — fundamentación referencial</w:t>
+            </w:r>
+          </w:p>
+        </w:tc>
+        <w:tc>
+          <w:tcPr>
+            <w:tcW w:type="dxa" w:w="1958"/>
+            <w:shd w:val="clear" w:fill="F5F7F5"/>
+            <w:shd w:val="clear" w:fill="F5F7F5"/>
+          </w:tcPr>
+          <w:p>
+            <w:r/>
+            <w:r>
+              <w:rPr>
+                <w:rFonts w:ascii="Calibri" w:hAnsi="Calibri"/>
+                <w:b/>
+                <w:color w:val="2B2B2B"/>
+                <w:sz w:val="20"/>
+              </w:rPr>
+              <w:t>ACA 1</w:t>
+            </w:r>
+          </w:p>
+        </w:tc>
+        <w:tc>
+          <w:tcPr>
+            <w:tcW w:type="dxa" w:w="1958"/>
+            <w:shd w:val="clear" w:fill="F5F7F5"/>
+            <w:shd w:val="clear" w:fill="F5F7F5"/>
+          </w:tcPr>
+          <w:p>
+            <w:r/>
+            <w:r>
+              <w:rPr>
+                <w:rFonts w:ascii="Calibri" w:hAnsi="Calibri"/>
+                <w:b w:val="0"/>
+                <w:color w:val="2B2B2B"/>
+                <w:sz w:val="20"/>
+              </w:rPr>
+              <w:t>Tarea</w:t>
+            </w:r>
+          </w:p>
+        </w:tc>
+        <w:tc>
+          <w:tcPr>
+            <w:tcW w:type="dxa" w:w="1958"/>
+            <w:shd w:val="clear" w:fill="F5F7F5"/>
+            <w:shd w:val="clear" w:fill="F5F7F5"/>
+          </w:tcPr>
+          <w:p>
+            <w:r/>
+            <w:r>
+              <w:rPr>
+                <w:rFonts w:ascii="Calibri" w:hAnsi="Calibri"/>
+                <w:b w:val="0"/>
+                <w:color w:val="2B2B2B"/>
+                <w:sz w:val="20"/>
+              </w:rPr>
+              <w:t>25%</w:t>
+            </w:r>
+          </w:p>
+        </w:tc>
+        <w:tc>
+          <w:tcPr>
+            <w:tcW w:type="dxa" w:w="1958"/>
+            <w:shd w:val="clear" w:fill="F5F7F5"/>
+            <w:shd w:val="clear" w:fill="F5F7F5"/>
+          </w:tcPr>
+          <w:p>
+            <w:r/>
+            <w:r>
+              <w:rPr>
+                <w:rFonts w:ascii="Calibri" w:hAnsi="Calibri"/>
+                <w:b w:val="0"/>
+                <w:color w:val="2B2B2B"/>
+                <w:sz w:val="20"/>
+              </w:rPr>
+              <w:t>2 (25%)</w:t>
+            </w:r>
+          </w:p>
+        </w:tc>
+      </w:tr>
+      <w:tr>
+        <w:tc>
+          <w:tcPr>
+            <w:tcW w:type="dxa" w:w="1958"/>
+          </w:tcPr>
+          <w:p>
+            <w:r/>
+            <w:r>
+              <w:rPr>
+                <w:rFonts w:ascii="Calibri" w:hAnsi="Calibri"/>
+                <w:b w:val="0"/>
+                <w:color w:val="2B2B2B"/>
+                <w:sz w:val="20"/>
+              </w:rPr>
+              <w:t>ACA 3 — anteproyecto consolidado</w:t>
+            </w:r>
+          </w:p>
+        </w:tc>
+        <w:tc>
+          <w:tcPr>
+            <w:tcW w:type="dxa" w:w="1958"/>
+          </w:tcPr>
+          <w:p>
+            <w:r/>
+            <w:r>
+              <w:rPr>
+                <w:rFonts w:ascii="Calibri" w:hAnsi="Calibri"/>
+                <w:b/>
+                <w:color w:val="2B2B2B"/>
+                <w:sz w:val="20"/>
+              </w:rPr>
+              <w:t>ACA FINAL</w:t>
+            </w:r>
+          </w:p>
+        </w:tc>
+        <w:tc>
+          <w:tcPr>
+            <w:tcW w:type="dxa" w:w="1958"/>
+          </w:tcPr>
+          <w:p>
+            <w:r/>
+            <w:r>
+              <w:rPr>
+                <w:rFonts w:ascii="Calibri" w:hAnsi="Calibri"/>
+                <w:b w:val="0"/>
+                <w:color w:val="2B2B2B"/>
+                <w:sz w:val="20"/>
+              </w:rPr>
+              <w:t>Tarea</w:t>
+            </w:r>
+          </w:p>
+        </w:tc>
+        <w:tc>
+          <w:tcPr>
+            <w:tcW w:type="dxa" w:w="1958"/>
+          </w:tcPr>
+          <w:p>
+            <w:r/>
+            <w:r>
+              <w:rPr>
+                <w:rFonts w:ascii="Calibri" w:hAnsi="Calibri"/>
+                <w:b w:val="0"/>
+                <w:color w:val="2B2B2B"/>
+                <w:sz w:val="20"/>
+              </w:rPr>
+              <w:t>42%</w:t>
+            </w:r>
+          </w:p>
+        </w:tc>
+        <w:tc>
+          <w:tcPr>
+            <w:tcW w:type="dxa" w:w="1958"/>
+          </w:tcPr>
+          <w:p>
+            <w:r/>
+            <w:r>
+              <w:rPr>
+                <w:rFonts w:ascii="Calibri" w:hAnsi="Calibri"/>
+                <w:b w:val="0"/>
+                <w:color w:val="2B2B2B"/>
+                <w:sz w:val="20"/>
+              </w:rPr>
+              <w:t>3 (50%)</w:t>
+            </w:r>
+          </w:p>
+        </w:tc>
+      </w:tr>
+      <w:tr>
+        <w:tc>
+          <w:tcPr>
+            <w:tcW w:type="dxa" w:w="1958"/>
+            <w:shd w:val="clear" w:fill="F5F7F5"/>
+            <w:shd w:val="clear" w:fill="F5F7F5"/>
+          </w:tcPr>
+          <w:p>
+            <w:r/>
+            <w:r>
+              <w:rPr>
+                <w:rFonts w:ascii="Calibri" w:hAnsi="Calibri"/>
+                <w:b w:val="0"/>
+                <w:color w:val="2B2B2B"/>
+                <w:sz w:val="20"/>
+              </w:rPr>
+              <w:t>Autoevaluación (no es ACA)</w:t>
+            </w:r>
+          </w:p>
+        </w:tc>
+        <w:tc>
+          <w:tcPr>
+            <w:tcW w:type="dxa" w:w="1958"/>
+            <w:shd w:val="clear" w:fill="F5F7F5"/>
+            <w:shd w:val="clear" w:fill="F5F7F5"/>
+          </w:tcPr>
+          <w:p>
+            <w:r/>
+            <w:r>
+              <w:rPr>
+                <w:rFonts w:ascii="Calibri" w:hAnsi="Calibri"/>
+                <w:b/>
+                <w:color w:val="2B2B2B"/>
+                <w:sz w:val="20"/>
+              </w:rPr>
+              <w:t>Autoevaluación</w:t>
+            </w:r>
+          </w:p>
+        </w:tc>
+        <w:tc>
+          <w:tcPr>
+            <w:tcW w:type="dxa" w:w="1958"/>
+            <w:shd w:val="clear" w:fill="F5F7F5"/>
+            <w:shd w:val="clear" w:fill="F5F7F5"/>
+          </w:tcPr>
+          <w:p>
+            <w:r/>
+            <w:r>
+              <w:rPr>
+                <w:rFonts w:ascii="Calibri" w:hAnsi="Calibri"/>
+                <w:b w:val="0"/>
+                <w:color w:val="2B2B2B"/>
+                <w:sz w:val="20"/>
+              </w:rPr>
+              <w:t>Cuestionario</w:t>
+            </w:r>
+          </w:p>
+        </w:tc>
+        <w:tc>
+          <w:tcPr>
+            <w:tcW w:type="dxa" w:w="1958"/>
+            <w:shd w:val="clear" w:fill="F5F7F5"/>
+            <w:shd w:val="clear" w:fill="F5F7F5"/>
+          </w:tcPr>
+          <w:p>
+            <w:r/>
+            <w:r>
+              <w:rPr>
+                <w:rFonts w:ascii="Calibri" w:hAnsi="Calibri"/>
+                <w:b w:val="0"/>
+                <w:color w:val="2B2B2B"/>
+                <w:sz w:val="20"/>
+              </w:rPr>
+              <w:t>4%</w:t>
+            </w:r>
+          </w:p>
+        </w:tc>
+        <w:tc>
+          <w:tcPr>
+            <w:tcW w:type="dxa" w:w="1958"/>
+            <w:shd w:val="clear" w:fill="F5F7F5"/>
+            <w:shd w:val="clear" w:fill="F5F7F5"/>
+          </w:tcPr>
+          <w:p>
+            <w:r/>
+            <w:r>
+              <w:rPr>
+                <w:rFonts w:ascii="Calibri" w:hAnsi="Calibri"/>
+                <w:b w:val="0"/>
+                <w:color w:val="2B2B2B"/>
+                <w:sz w:val="20"/>
+              </w:rPr>
+              <w:t>3 (50%)</w:t>
+            </w:r>
+          </w:p>
+        </w:tc>
+      </w:tr>
+      <w:tr>
+        <w:tc>
+          <w:tcPr>
+            <w:tcW w:type="dxa" w:w="1958"/>
+          </w:tcPr>
+          <w:p>
+            <w:r/>
+            <w:r>
+              <w:rPr>
+                <w:rFonts w:ascii="Calibri" w:hAnsi="Calibri"/>
+                <w:b w:val="0"/>
+                <w:color w:val="2B2B2B"/>
+                <w:sz w:val="20"/>
+              </w:rPr>
+              <w:t>Coevaluación (no es ACA)</w:t>
+            </w:r>
+          </w:p>
+        </w:tc>
+        <w:tc>
+          <w:tcPr>
+            <w:tcW w:type="dxa" w:w="1958"/>
+          </w:tcPr>
+          <w:p>
+            <w:r/>
+            <w:r>
+              <w:rPr>
+                <w:rFonts w:ascii="Calibri" w:hAnsi="Calibri"/>
+                <w:b/>
+                <w:color w:val="2B2B2B"/>
+                <w:sz w:val="20"/>
+              </w:rPr>
+              <w:t>Coevaluación</w:t>
+            </w:r>
+          </w:p>
+        </w:tc>
+        <w:tc>
+          <w:tcPr>
+            <w:tcW w:type="dxa" w:w="1958"/>
+          </w:tcPr>
+          <w:p>
+            <w:r/>
+            <w:r>
+              <w:rPr>
+                <w:rFonts w:ascii="Calibri" w:hAnsi="Calibri"/>
+                <w:b/>
+                <w:color w:val="2B2B2B"/>
+                <w:sz w:val="20"/>
+              </w:rPr>
+              <w:t>Foro</w:t>
+            </w:r>
+          </w:p>
+        </w:tc>
+        <w:tc>
+          <w:tcPr>
+            <w:tcW w:type="dxa" w:w="1958"/>
+          </w:tcPr>
+          <w:p>
+            <w:r/>
+            <w:r>
+              <w:rPr>
+                <w:rFonts w:ascii="Calibri" w:hAnsi="Calibri"/>
+                <w:b w:val="0"/>
+                <w:color w:val="2B2B2B"/>
+                <w:sz w:val="20"/>
+              </w:rPr>
+              <w:t>4%</w:t>
+            </w:r>
+          </w:p>
+        </w:tc>
+        <w:tc>
+          <w:tcPr>
+            <w:tcW w:type="dxa" w:w="1958"/>
+          </w:tcPr>
+          <w:p>
+            <w:r/>
+            <w:r>
+              <w:rPr>
+                <w:rFonts w:ascii="Calibri" w:hAnsi="Calibri"/>
+                <w:b w:val="0"/>
+                <w:color w:val="2B2B2B"/>
+                <w:sz w:val="20"/>
+              </w:rPr>
+              <w:t>3 (50%)</w:t>
+            </w:r>
+          </w:p>
+        </w:tc>
+      </w:tr>
+    </w:tbl>
+    <w:p/>
     <w:p>
       <w:pPr>
         <w:spacing w:before="200" w:after="60"/>
@@ -455,7 +1438,25 @@
           <w:color w:val="2B2B2B"/>
           <w:sz w:val="22"/>
         </w:rPr>
-        <w:t xml:space="preserve"> (Art. 41) — no cortes Art. 52 de pregrado.</w:t>
+        <w:t xml:space="preserve"> (Art. 41), operada en el aula como </w:t>
+      </w:r>
+      <w:r>
+        <w:rPr>
+          <w:rFonts w:ascii="Calibri" w:hAnsi="Calibri"/>
+          <w:b/>
+          <w:color w:val="2B2B2B"/>
+          <w:sz w:val="22"/>
+        </w:rPr>
+        <w:t>tres cortes 25 / 25 / 50</w:t>
+      </w:r>
+      <w:r>
+        <w:rPr>
+          <w:rFonts w:ascii="Calibri" w:hAnsi="Calibri"/>
+          <w:b w:val="0"/>
+          <w:color w:val="2B2B2B"/>
+          <w:sz w:val="22"/>
+        </w:rPr>
+        <w:t xml:space="preserve"> — no es el 30/30/40 de pregrado Art. 52.</w:t>
       </w:r>
     </w:p>
     <w:p>
@@ -501,7 +1502,25 @@
           <w:color w:val="2B2B2B"/>
           <w:sz w:val="22"/>
         </w:rPr>
-        <w:t xml:space="preserve"> entregadas por equipos (máx. 3) en CDigital, con plantilla APA CUN.</w:t>
+        <w:t xml:space="preserve"> entregadas por equipos (máx. 3) en CDigital, con plantilla APA CUN — cada una </w:t>
+      </w:r>
+      <w:r>
+        <w:rPr>
+          <w:rFonts w:ascii="Calibri" w:hAnsi="Calibri"/>
+          <w:b/>
+          <w:color w:val="2B2B2B"/>
+          <w:sz w:val="22"/>
+        </w:rPr>
+        <w:t>en el ítem del aula que le corresponde</w:t>
+      </w:r>
+      <w:r>
+        <w:rPr>
+          <w:rFonts w:ascii="Calibri" w:hAnsi="Calibri"/>
+          <w:b w:val="0"/>
+          <w:color w:val="2B2B2B"/>
+          <w:sz w:val="22"/>
+        </w:rPr>
+        <w:t xml:space="preserve"> (Quiz · ACA 1 · ACA FINAL; ver el puente de arriba).</w:t>
       </w:r>
     </w:p>
     <w:p>
@@ -533,7 +1552,61 @@
           <w:color w:val="2B2B2B"/>
           <w:sz w:val="22"/>
         </w:rPr>
-        <w:t xml:space="preserve"> del límite de nota docente.</w:t>
+        <w:t xml:space="preserve"> del límite de nota docente (</w:t>
+      </w:r>
+      <w:r>
+        <w:rPr>
+          <w:rFonts w:ascii="Calibri" w:hAnsi="Calibri"/>
+          <w:b/>
+          <w:color w:val="2B2B2B"/>
+          <w:sz w:val="22"/>
+        </w:rPr>
+        <w:t>07/09</w:t>
+      </w:r>
+      <w:r>
+        <w:rPr>
+          <w:rFonts w:ascii="Calibri" w:hAnsi="Calibri"/>
+          <w:b w:val="0"/>
+          <w:color w:val="2B2B2B"/>
+          <w:sz w:val="22"/>
+        </w:rPr>
+        <w:t xml:space="preserve"> · </w:t>
+      </w:r>
+      <w:r>
+        <w:rPr>
+          <w:rFonts w:ascii="Calibri" w:hAnsi="Calibri"/>
+          <w:b/>
+          <w:color w:val="2B2B2B"/>
+          <w:sz w:val="22"/>
+        </w:rPr>
+        <w:t>12/10</w:t>
+      </w:r>
+      <w:r>
+        <w:rPr>
+          <w:rFonts w:ascii="Calibri" w:hAnsi="Calibri"/>
+          <w:b w:val="0"/>
+          <w:color w:val="2B2B2B"/>
+          <w:sz w:val="22"/>
+        </w:rPr>
+        <w:t xml:space="preserve"> · </w:t>
+      </w:r>
+      <w:r>
+        <w:rPr>
+          <w:rFonts w:ascii="Calibri" w:hAnsi="Calibri"/>
+          <w:b/>
+          <w:color w:val="2B2B2B"/>
+          <w:sz w:val="22"/>
+        </w:rPr>
+        <w:t>16/11</w:t>
+      </w:r>
+      <w:r>
+        <w:rPr>
+          <w:rFonts w:ascii="Calibri" w:hAnsi="Calibri"/>
+          <w:b w:val="0"/>
+          <w:color w:val="2B2B2B"/>
+          <w:sz w:val="22"/>
+        </w:rPr>
+        <w:t>).</w:t>
       </w:r>
     </w:p>
     <w:p>
@@ -579,7 +1652,25 @@
           <w:color w:val="2B2B2B"/>
           <w:sz w:val="22"/>
         </w:rPr>
-        <w:t xml:space="preserve">[ ] Enunciados disponibles en </w:t>
+        <w:t xml:space="preserve">[ ] Enunciados de las </w:t>
+      </w:r>
+      <w:r>
+        <w:rPr>
+          <w:rFonts w:ascii="Calibri" w:hAnsi="Calibri"/>
+          <w:b/>
+          <w:color w:val="2B2B2B"/>
+          <w:sz w:val="22"/>
+        </w:rPr>
+        <w:t>tres</w:t>
+      </w:r>
+      <w:r>
+        <w:rPr>
+          <w:rFonts w:ascii="Calibri" w:hAnsi="Calibri"/>
+          <w:b w:val="0"/>
+          <w:color w:val="2B2B2B"/>
+          <w:sz w:val="22"/>
+        </w:rPr>
+        <w:t xml:space="preserve"> ACAs disponibles en </w:t>
       </w:r>
       <w:r>
         <w:rPr>
@@ -596,7 +1687,107 @@
           <w:color w:val="2B2B2B"/>
           <w:sz w:val="22"/>
         </w:rPr>
-        <w:t xml:space="preserve"> (incluida autoevaluación y coevaluación).</w:t>
+        <w:t>.</w:t>
+      </w:r>
+    </w:p>
+    <w:p>
+      <w:pPr>
+        <w:pStyle w:val="ListBullet"/>
+      </w:pPr>
+      <w:r>
+        <w:rPr>
+          <w:rFonts w:ascii="Calibri" w:hAnsi="Calibri"/>
+          <w:b w:val="0"/>
+          <w:color w:val="2B2B2B"/>
+          <w:sz w:val="22"/>
+        </w:rPr>
+        <w:t xml:space="preserve">[ ] Queda claro que </w:t>
+      </w:r>
+      <w:r>
+        <w:rPr>
+          <w:rFonts w:ascii="Calibri" w:hAnsi="Calibri"/>
+          <w:b/>
+          <w:color w:val="2B2B2B"/>
+          <w:sz w:val="22"/>
+        </w:rPr>
+        <w:t>las ACAs son tres</w:t>
+      </w:r>
+      <w:r>
+        <w:rPr>
+          <w:rFonts w:ascii="Calibri" w:hAnsi="Calibri"/>
+          <w:b w:val="0"/>
+          <w:color w:val="2B2B2B"/>
+          <w:sz w:val="22"/>
+        </w:rPr>
+        <w:t>: autoevaluación y coevaluación no son ACAs (ver siguiente bloque).</w:t>
+      </w:r>
+    </w:p>
+    <w:p>
+      <w:pPr>
+        <w:pStyle w:val="ListBullet"/>
+      </w:pPr>
+      <w:r>
+        <w:rPr>
+          <w:rFonts w:ascii="Calibri" w:hAnsi="Calibri"/>
+          <w:b w:val="0"/>
+          <w:color w:val="2B2B2B"/>
+          <w:sz w:val="22"/>
+        </w:rPr>
+        <w:t xml:space="preserve">[ ] Resuelto cómo se opera el ítem </w:t>
+      </w:r>
+      <w:r>
+        <w:rPr>
+          <w:rFonts w:ascii="Calibri" w:hAnsi="Calibri"/>
+          <w:b/>
+          <w:color w:val="2B2B2B"/>
+          <w:sz w:val="22"/>
+        </w:rPr>
+        <w:t>«Quiz»</w:t>
+      </w:r>
+      <w:r>
+        <w:rPr>
+          <w:rFonts w:ascii="Calibri" w:hAnsi="Calibri"/>
+          <w:b w:val="0"/>
+          <w:color w:val="2B2B2B"/>
+          <w:sz w:val="22"/>
+        </w:rPr>
+        <w:t xml:space="preserve"> del primer corte, que en el aula es un </w:t>
+      </w:r>
+      <w:r>
+        <w:rPr>
+          <w:rFonts w:ascii="Calibri" w:hAnsi="Calibri"/>
+          <w:b/>
+          <w:color w:val="2B2B2B"/>
+          <w:sz w:val="22"/>
+        </w:rPr>
+        <w:t>cuestionario</w:t>
+      </w:r>
+      <w:r>
+        <w:rPr>
+          <w:rFonts w:ascii="Calibri" w:hAnsi="Calibri"/>
+          <w:b w:val="0"/>
+          <w:color w:val="2B2B2B"/>
+          <w:sz w:val="22"/>
+        </w:rPr>
+        <w:t xml:space="preserve"> y en el material es un documento (ACA 1) — decisión tomada y comunicada antes del </w:t>
+      </w:r>
+      <w:r>
+        <w:rPr>
+          <w:rFonts w:ascii="Calibri" w:hAnsi="Calibri"/>
+          <w:b/>
+          <w:color w:val="2B2B2B"/>
+          <w:sz w:val="22"/>
+        </w:rPr>
+        <w:t>30/08</w:t>
+      </w:r>
+      <w:r>
+        <w:rPr>
+          <w:rFonts w:ascii="Calibri" w:hAnsi="Calibri"/>
+          <w:b w:val="0"/>
+          <w:color w:val="2B2B2B"/>
+          <w:sz w:val="22"/>
+        </w:rPr>
+        <w:t>.</w:t>
       </w:r>
     </w:p>
     <w:p>
@@ -610,7 +1801,117 @@
           <w:color w:val="007433"/>
           <w:sz w:val="32"/>
         </w:rPr>
-        <w:t>Autoevaluación y coevaluación (solo Proyecto I)</w:t>
+        <w:t xml:space="preserve">Autoevaluación y coevaluación — </w:t>
+      </w:r>
+      <w:r>
+        <w:rPr>
+          <w:rFonts w:ascii="Calibri" w:hAnsi="Calibri"/>
+          <w:b/>
+          <w:color w:val="007433"/>
+          <w:sz w:val="32"/>
+        </w:rPr>
+        <w:t>no son ACAs</w:t>
+      </w:r>
+    </w:p>
+    <w:p>
+      <w:r>
+        <w:rPr>
+          <w:rFonts w:ascii="Calibri" w:hAnsi="Calibri"/>
+          <w:b w:val="0"/>
+          <w:color w:val="2B2B2B"/>
+          <w:sz w:val="22"/>
+        </w:rPr>
+        <w:t xml:space="preserve">Son </w:t>
+      </w:r>
+      <w:r>
+        <w:rPr>
+          <w:rFonts w:ascii="Calibri" w:hAnsi="Calibri"/>
+          <w:b/>
+          <w:color w:val="2B2B2B"/>
+          <w:sz w:val="22"/>
+        </w:rPr>
+        <w:t>instrumentos individuales de cierre</w:t>
+      </w:r>
+      <w:r>
+        <w:rPr>
+          <w:rFonts w:ascii="Calibri" w:hAnsi="Calibri"/>
+          <w:b w:val="0"/>
+          <w:color w:val="2B2B2B"/>
+          <w:sz w:val="22"/>
+        </w:rPr>
+        <w:t xml:space="preserve">: la </w:t>
+      </w:r>
+      <w:r>
+        <w:rPr>
+          <w:rFonts w:ascii="Calibri" w:hAnsi="Calibri"/>
+          <w:b/>
+          <w:color w:val="2B2B2B"/>
+          <w:sz w:val="22"/>
+        </w:rPr>
+        <w:t>autoevaluación</w:t>
+      </w:r>
+      <w:r>
+        <w:rPr>
+          <w:rFonts w:ascii="Calibri" w:hAnsi="Calibri"/>
+          <w:b w:val="0"/>
+          <w:color w:val="2B2B2B"/>
+          <w:sz w:val="22"/>
+        </w:rPr>
+        <w:t xml:space="preserve"> se diligencia como </w:t>
+      </w:r>
+      <w:r>
+        <w:rPr>
+          <w:rFonts w:ascii="Calibri" w:hAnsi="Calibri"/>
+          <w:b/>
+          <w:color w:val="2B2B2B"/>
+          <w:sz w:val="22"/>
+        </w:rPr>
+        <w:t>cuestionario</w:t>
+      </w:r>
+      <w:r>
+        <w:rPr>
+          <w:rFonts w:ascii="Calibri" w:hAnsi="Calibri"/>
+          <w:b w:val="0"/>
+          <w:color w:val="2B2B2B"/>
+          <w:sz w:val="22"/>
+        </w:rPr>
+        <w:t xml:space="preserve"> y la </w:t>
+      </w:r>
+      <w:r>
+        <w:rPr>
+          <w:rFonts w:ascii="Calibri" w:hAnsi="Calibri"/>
+          <w:b/>
+          <w:color w:val="2B2B2B"/>
+          <w:sz w:val="22"/>
+        </w:rPr>
+        <w:t>coevaluación</w:t>
+      </w:r>
+      <w:r>
+        <w:rPr>
+          <w:rFonts w:ascii="Calibri" w:hAnsi="Calibri"/>
+          <w:b w:val="0"/>
+          <w:color w:val="2B2B2B"/>
+          <w:sz w:val="22"/>
+        </w:rPr>
+        <w:t xml:space="preserve"> se </w:t>
+      </w:r>
+      <w:r>
+        <w:rPr>
+          <w:rFonts w:ascii="Calibri" w:hAnsi="Calibri"/>
+          <w:b/>
+          <w:color w:val="2B2B2B"/>
+          <w:sz w:val="22"/>
+        </w:rPr>
+        <w:t>participa en un foro</w:t>
+      </w:r>
+      <w:r>
+        <w:rPr>
+          <w:rFonts w:ascii="Calibri" w:hAnsi="Calibri"/>
+          <w:b w:val="0"/>
+          <w:color w:val="2B2B2B"/>
+          <w:sz w:val="22"/>
+        </w:rPr>
+        <w:t>, en CDigital, dentro de su ventana. No hay documento que subir, no llevan rúbrica de entregable ni prefijo «ACA»; el Docente los habilita, verifica y registra.</w:t>
       </w:r>
     </w:p>
     <w:p>
@@ -642,7 +1943,7 @@
           <w:color w:val="2B2B2B"/>
           <w:sz w:val="22"/>
         </w:rPr>
-        <w:t xml:space="preserve"> habilitada y diligenciada en su ventana (periodo 26ES4 calculado: </w:t>
+        <w:t xml:space="preserve"> habilitada </w:t>
       </w:r>
       <w:r>
         <w:rPr>
@@ -651,7 +1952,25 @@
           <w:color w:val="2B2B2B"/>
           <w:sz w:val="22"/>
         </w:rPr>
-        <w:t>10–16/11/2026</w:t>
+        <w:t>como foro</w:t>
+      </w:r>
+      <w:r>
+        <w:rPr>
+          <w:rFonts w:ascii="Calibri" w:hAnsi="Calibri"/>
+          <w:b w:val="0"/>
+          <w:color w:val="2B2B2B"/>
+          <w:sz w:val="22"/>
+        </w:rPr>
+        <w:t xml:space="preserve"> y con participación registrada en su ventana (Cronograma OFICIAL 26ES4: </w:t>
+      </w:r>
+      <w:r>
+        <w:rPr>
+          <w:rFonts w:ascii="Calibri" w:hAnsi="Calibri"/>
+          <w:b/>
+          <w:color w:val="2B2B2B"/>
+          <w:sz w:val="22"/>
+        </w:rPr>
+        <w:t>09–15/11/2026</w:t>
       </w:r>
       <w:r>
         <w:rPr>
@@ -692,7 +2011,7 @@
           <w:color w:val="2B2B2B"/>
           <w:sz w:val="22"/>
         </w:rPr>
-        <w:t xml:space="preserve"> habilitada y diligenciada en su ventana (</w:t>
+        <w:t xml:space="preserve"> habilitada </w:t>
       </w:r>
       <w:r>
         <w:rPr>
@@ -701,7 +2020,25 @@
           <w:color w:val="2B2B2B"/>
           <w:sz w:val="22"/>
         </w:rPr>
-        <w:t>17–22/11/2026</w:t>
+        <w:t>como cuestionario</w:t>
+      </w:r>
+      <w:r>
+        <w:rPr>
+          <w:rFonts w:ascii="Calibri" w:hAnsi="Calibri"/>
+          <w:b w:val="0"/>
+          <w:color w:val="2B2B2B"/>
+          <w:sz w:val="22"/>
+        </w:rPr>
+        <w:t xml:space="preserve"> y diligenciada en su ventana (Cronograma OFICIAL 26ES4: </w:t>
+      </w:r>
+      <w:r>
+        <w:rPr>
+          <w:rFonts w:ascii="Calibri" w:hAnsi="Calibri"/>
+          <w:b/>
+          <w:color w:val="2B2B2B"/>
+          <w:sz w:val="22"/>
+        </w:rPr>
+        <w:t>16–22/11/2026</w:t>
       </w:r>
       <w:r>
         <w:rPr>
@@ -711,6 +2048,71 @@
           <w:sz w:val="22"/>
         </w:rPr>
         <w:t>).</w:t>
+      </w:r>
+    </w:p>
+    <w:p>
+      <w:pPr>
+        <w:pStyle w:val="ListBullet"/>
+      </w:pPr>
+      <w:r>
+        <w:rPr>
+          <w:rFonts w:ascii="Calibri" w:hAnsi="Calibri"/>
+          <w:b w:val="0"/>
+          <w:color w:val="2B2B2B"/>
+          <w:sz w:val="22"/>
+        </w:rPr>
+        <w:t xml:space="preserve">[ ] Instructivos disponibles para el estudiante en </w:t>
+      </w:r>
+      <w:r>
+        <w:rPr>
+          <w:rFonts w:ascii="Consolas" w:hAnsi="Consolas"/>
+          <w:color w:val="111111"/>
+          <w:sz w:val="21"/>
+        </w:rPr>
+        <w:t>Clases/Recursos/ACAs/</w:t>
+      </w:r>
+      <w:r>
+        <w:rPr>
+          <w:rFonts w:ascii="Calibri" w:hAnsi="Calibri"/>
+          <w:b w:val="0"/>
+          <w:color w:val="2B2B2B"/>
+          <w:sz w:val="22"/>
+        </w:rPr>
+        <w:t xml:space="preserve">: </w:t>
+      </w:r>
+      <w:r>
+        <w:rPr>
+          <w:rFonts w:ascii="Consolas" w:hAnsi="Consolas"/>
+          <w:color w:val="111111"/>
+          <w:sz w:val="21"/>
+        </w:rPr>
+        <w:t>Autoevaluacion individual (4%) - instructivo.docx</w:t>
+      </w:r>
+      <w:r>
+        <w:rPr>
+          <w:rFonts w:ascii="Calibri" w:hAnsi="Calibri"/>
+          <w:b w:val="0"/>
+          <w:color w:val="2B2B2B"/>
+          <w:sz w:val="22"/>
+        </w:rPr>
+        <w:t xml:space="preserve"> y </w:t>
+      </w:r>
+      <w:r>
+        <w:rPr>
+          <w:rFonts w:ascii="Consolas" w:hAnsi="Consolas"/>
+          <w:color w:val="111111"/>
+          <w:sz w:val="21"/>
+        </w:rPr>
+        <w:t>Coevaluacion individual (4%) - instructivo.docx</w:t>
+      </w:r>
+      <w:r>
+        <w:rPr>
+          <w:rFonts w:ascii="Calibri" w:hAnsi="Calibri"/>
+          <w:b w:val="0"/>
+          <w:color w:val="2B2B2B"/>
+          <w:sz w:val="22"/>
+        </w:rPr>
+        <w:t>.</w:t>
       </w:r>
     </w:p>
     <w:p>
@@ -747,6 +2149,24 @@
           <w:color w:val="2B2B2B"/>
           <w:sz w:val="22"/>
         </w:rPr>
+        <w:t>no son una cuarta y quinta ACA</w:t>
+      </w:r>
+      <w:r>
+        <w:rPr>
+          <w:rFonts w:ascii="Calibri" w:hAnsi="Calibri"/>
+          <w:b w:val="0"/>
+          <w:color w:val="2B2B2B"/>
+          <w:sz w:val="22"/>
+        </w:rPr>
+        <w:t xml:space="preserve">, </w:t>
+      </w:r>
+      <w:r>
+        <w:rPr>
+          <w:rFonts w:ascii="Calibri" w:hAnsi="Calibri"/>
+          <w:b/>
+          <w:color w:val="2B2B2B"/>
+          <w:sz w:val="22"/>
+        </w:rPr>
         <w:t>no sustituyen</w:t>
       </w:r>
       <w:r>
@@ -775,6 +2195,38 @@
           <w:sz w:val="22"/>
         </w:rPr>
         <w:t>.</w:t>
+      </w:r>
+    </w:p>
+    <w:p>
+      <w:pPr>
+        <w:pStyle w:val="ListBullet"/>
+      </w:pPr>
+      <w:r>
+        <w:rPr>
+          <w:rFonts w:ascii="Calibri" w:hAnsi="Calibri"/>
+          <w:b w:val="0"/>
+          <w:color w:val="2B2B2B"/>
+          <w:sz w:val="22"/>
+        </w:rPr>
+        <w:t xml:space="preserve">[ ] Si el material o la clase las presentan como «exclusivas de Proyecto I», </w:t>
+      </w:r>
+      <w:r>
+        <w:rPr>
+          <w:rFonts w:ascii="Calibri" w:hAnsi="Calibri"/>
+          <w:b/>
+          <w:color w:val="2B2B2B"/>
+          <w:sz w:val="22"/>
+        </w:rPr>
+        <w:t>corregirlo</w:t>
+      </w:r>
+      <w:r>
+        <w:rPr>
+          <w:rFonts w:ascii="Calibri" w:hAnsi="Calibri"/>
+          <w:b w:val="0"/>
+          <w:color w:val="2B2B2B"/>
+          <w:sz w:val="22"/>
+        </w:rPr>
+        <w:t>: existen también en los 4 cursos de pregrado (auditoría 2026-08-10), allá con 1,6% o 2% cada una.</w:t>
       </w:r>
     </w:p>
     <w:p>
@@ -1304,7 +2756,25 @@
                 <w:color w:val="2B2B2B"/>
                 <w:sz w:val="20"/>
               </w:rPr>
-              <w:t>Gradebook: ACA1 25% · ACA2 25% · ACA3 42% · coev. 4% · autoev. 4%</w:t>
+              <w:t xml:space="preserve">Gradebook con </w:t>
+            </w:r>
+            <w:r>
+              <w:rPr>
+                <w:rFonts w:ascii="Calibri" w:hAnsi="Calibri"/>
+                <w:b/>
+                <w:color w:val="2B2B2B"/>
+                <w:sz w:val="20"/>
+              </w:rPr>
+              <w:t>5 ítems</w:t>
+            </w:r>
+            <w:r>
+              <w:rPr>
+                <w:rFonts w:ascii="Calibri" w:hAnsi="Calibri"/>
+                <w:b w:val="0"/>
+                <w:color w:val="2B2B2B"/>
+                <w:sz w:val="20"/>
+              </w:rPr>
+              <w:t>: Quiz 25% (corte 1) · ACA 1 25% (corte 2) · ACA FINAL 42% + Autoevaluación 4% + Coevaluación 4% (corte 3) = cortes 25 / 25 / 50</w:t>
             </w:r>
           </w:p>
         </w:tc>
@@ -1325,7 +2795,7 @@
                 <w:color w:val="2B2B2B"/>
                 <w:sz w:val="20"/>
               </w:rPr>
-              <w:t>Ventanas auto/coeval</w:t>
+              <w:t>Nombres correctos</w:t>
             </w:r>
           </w:p>
         </w:tc>
@@ -1344,7 +2814,25 @@
                 <w:color w:val="2B2B2B"/>
                 <w:sz w:val="20"/>
               </w:rPr>
-              <w:t>Actividades individuales en CDigital con fechas de apertura/cierre</w:t>
+              <w:t xml:space="preserve">Cada ACA del material calificada en </w:t>
+            </w:r>
+            <w:r>
+              <w:rPr>
+                <w:rFonts w:ascii="Calibri" w:hAnsi="Calibri"/>
+                <w:b/>
+                <w:color w:val="2B2B2B"/>
+                <w:sz w:val="20"/>
+              </w:rPr>
+              <w:t>su</w:t>
+            </w:r>
+            <w:r>
+              <w:rPr>
+                <w:rFonts w:ascii="Calibri" w:hAnsi="Calibri"/>
+                <w:b w:val="0"/>
+                <w:color w:val="2B2B2B"/>
+                <w:sz w:val="20"/>
+              </w:rPr>
+              <w:t xml:space="preserve"> ítem del aula (ver el puente del encabezado); ningún ítem sin actividad asociada</w:t>
             </w:r>
           </w:p>
         </w:tc>
@@ -1363,7 +2851,7 @@
                 <w:color w:val="2B2B2B"/>
                 <w:sz w:val="20"/>
               </w:rPr>
-              <w:t>Tutorías AFI</w:t>
+              <w:t>Ventanas auto/coeval</w:t>
             </w:r>
           </w:p>
         </w:tc>
@@ -1380,7 +2868,43 @@
                 <w:color w:val="2B2B2B"/>
                 <w:sz w:val="20"/>
               </w:rPr>
-              <w:t>Forms estudiante + docente + grabaciones Meet</w:t>
+              <w:t xml:space="preserve">Coevaluación como </w:t>
+            </w:r>
+            <w:r>
+              <w:rPr>
+                <w:rFonts w:ascii="Calibri" w:hAnsi="Calibri"/>
+                <w:b/>
+                <w:color w:val="2B2B2B"/>
+                <w:sz w:val="20"/>
+              </w:rPr>
+              <w:t>foro</w:t>
+            </w:r>
+            <w:r>
+              <w:rPr>
+                <w:rFonts w:ascii="Calibri" w:hAnsi="Calibri"/>
+                <w:b w:val="0"/>
+                <w:color w:val="2B2B2B"/>
+                <w:sz w:val="20"/>
+              </w:rPr>
+              <w:t xml:space="preserve"> y autoevaluación como </w:t>
+            </w:r>
+            <w:r>
+              <w:rPr>
+                <w:rFonts w:ascii="Calibri" w:hAnsi="Calibri"/>
+                <w:b/>
+                <w:color w:val="2B2B2B"/>
+                <w:sz w:val="20"/>
+              </w:rPr>
+              <w:t>cuestionario</w:t>
+            </w:r>
+            <w:r>
+              <w:rPr>
+                <w:rFonts w:ascii="Calibri" w:hAnsi="Calibri"/>
+                <w:b w:val="0"/>
+                <w:color w:val="2B2B2B"/>
+                <w:sz w:val="20"/>
+              </w:rPr>
+              <w:t>, con fechas de apertura/cierre (no son entregas ACA)</w:t>
             </w:r>
           </w:p>
         </w:tc>
@@ -1401,7 +2925,7 @@
                 <w:color w:val="2B2B2B"/>
                 <w:sz w:val="20"/>
               </w:rPr>
-              <w:t>Cierre formal</w:t>
+              <w:t>Tutorías AFI</w:t>
             </w:r>
           </w:p>
         </w:tc>
@@ -1410,6 +2934,42 @@
             <w:tcW w:type="dxa" w:w="4896"/>
             <w:shd w:val="clear" w:fill="F5F7F5"/>
             <w:shd w:val="clear" w:fill="F5F7F5"/>
+          </w:tcPr>
+          <w:p>
+            <w:r/>
+            <w:r>
+              <w:rPr>
+                <w:rFonts w:ascii="Calibri" w:hAnsi="Calibri"/>
+                <w:b w:val="0"/>
+                <w:color w:val="2B2B2B"/>
+                <w:sz w:val="20"/>
+              </w:rPr>
+              <w:t>Forms estudiante + docente + grabaciones Meet</w:t>
+            </w:r>
+          </w:p>
+        </w:tc>
+      </w:tr>
+      <w:tr>
+        <w:tc>
+          <w:tcPr>
+            <w:tcW w:type="dxa" w:w="4896"/>
+          </w:tcPr>
+          <w:p>
+            <w:r/>
+            <w:r>
+              <w:rPr>
+                <w:rFonts w:ascii="Calibri" w:hAnsi="Calibri"/>
+                <w:b w:val="0"/>
+                <w:color w:val="2B2B2B"/>
+                <w:sz w:val="20"/>
+              </w:rPr>
+              <w:t>Cierre formal</w:t>
+            </w:r>
+          </w:p>
+        </w:tc>
+        <w:tc>
+          <w:tcPr>
+            <w:tcW w:type="dxa" w:w="4896"/>
           </w:tcPr>
           <w:p>
             <w:r/>
@@ -1429,6 +2989,8 @@
         <w:tc>
           <w:tcPr>
             <w:tcW w:type="dxa" w:w="4896"/>
+            <w:shd w:val="clear" w:fill="F5F7F5"/>
+            <w:shd w:val="clear" w:fill="F5F7F5"/>
           </w:tcPr>
           <w:p>
             <w:r/>
@@ -1446,6 +3008,8 @@
         <w:tc>
           <w:tcPr>
             <w:tcW w:type="dxa" w:w="4896"/>
+            <w:shd w:val="clear" w:fill="F5F7F5"/>
+            <w:shd w:val="clear" w:fill="F5F7F5"/>
           </w:tcPr>
           <w:p>
             <w:r/>
@@ -1475,6 +3039,108 @@
           <w:sz w:val="32"/>
         </w:rPr>
         <w:t>Fuentes citadas (rutas / URLs)</w:t>
+      </w:r>
+    </w:p>
+    <w:p>
+      <w:pPr>
+        <w:pStyle w:val="ListBullet"/>
+      </w:pPr>
+      <w:r>
+        <w:rPr>
+          <w:rFonts w:ascii="Calibri" w:hAnsi="Calibri"/>
+          <w:b/>
+          <w:color w:val="2B2B2B"/>
+          <w:sz w:val="22"/>
+        </w:rPr>
+        <w:t>`AUDITORIA CDigital 2026-08-10.md` §2</w:t>
+      </w:r>
+      <w:r>
+        <w:rPr>
+          <w:rFonts w:ascii="Calibri" w:hAnsi="Calibri"/>
+          <w:b w:val="0"/>
+          <w:color w:val="2B2B2B"/>
+          <w:sz w:val="22"/>
+        </w:rPr>
+        <w:t xml:space="preserve"> (raíz del workspace) — estructura real del libro de calificaciones del aula 54ES4</w:t>
+      </w:r>
+    </w:p>
+    <w:p>
+      <w:pPr>
+        <w:pStyle w:val="ListBullet"/>
+      </w:pPr>
+      <w:r>
+        <w:rPr>
+          <w:rFonts w:ascii="Calibri" w:hAnsi="Calibri"/>
+          <w:b/>
+          <w:color w:val="2B2B2B"/>
+          <w:sz w:val="22"/>
+        </w:rPr>
+        <w:t>`config/cursos/fechas_entrega_aca.py`</w:t>
+      </w:r>
+      <w:r>
+        <w:rPr>
+          <w:rFonts w:ascii="Calibri" w:hAnsi="Calibri"/>
+          <w:b w:val="0"/>
+          <w:color w:val="2B2B2B"/>
+          <w:sz w:val="22"/>
+        </w:rPr>
+        <w:t xml:space="preserve"> → </w:t>
+      </w:r>
+      <w:r>
+        <w:rPr>
+          <w:rFonts w:ascii="Consolas" w:hAnsi="Consolas"/>
+          <w:color w:val="111111"/>
+          <w:sz w:val="21"/>
+        </w:rPr>
+        <w:t>ACA_COMPONENTES["proyecto1"]</w:t>
+      </w:r>
+      <w:r>
+        <w:rPr>
+          <w:rFonts w:ascii="Calibri" w:hAnsi="Calibri"/>
+          <w:b w:val="0"/>
+          <w:color w:val="2B2B2B"/>
+          <w:sz w:val="22"/>
+        </w:rPr>
+        <w:t xml:space="preserve"> y </w:t>
+      </w:r>
+      <w:r>
+        <w:rPr>
+          <w:rFonts w:ascii="Consolas" w:hAnsi="Consolas"/>
+          <w:color w:val="111111"/>
+          <w:sz w:val="21"/>
+        </w:rPr>
+        <w:t>VENTANAS["proyecto1"]</w:t>
+      </w:r>
+      <w:r>
+        <w:rPr>
+          <w:rFonts w:ascii="Calibri" w:hAnsi="Calibri"/>
+          <w:b w:val="0"/>
+          <w:color w:val="2B2B2B"/>
+          <w:sz w:val="22"/>
+        </w:rPr>
+        <w:t xml:space="preserve"> (= el cronograma oficial de Coordinación)</w:t>
+      </w:r>
+    </w:p>
+    <w:p>
+      <w:pPr>
+        <w:pStyle w:val="ListBullet"/>
+      </w:pPr>
+      <w:r>
+        <w:rPr>
+          <w:rFonts w:ascii="Consolas" w:hAnsi="Consolas"/>
+          <w:color w:val="111111"/>
+          <w:sz w:val="21"/>
+        </w:rPr>
+        <w:t>Especializacion/Proyecto I/Calendario de clases (oficial).md</w:t>
+      </w:r>
+      <w:r>
+        <w:rPr>
+          <w:rFonts w:ascii="Calibri" w:hAnsi="Calibri"/>
+          <w:b w:val="0"/>
+          <w:color w:val="2B2B2B"/>
+          <w:sz w:val="22"/>
+        </w:rPr>
+        <w:t xml:space="preserve"> → «📅 Cronograma OFICIAL» con la columna «Ítem en el aula»</w:t>
       </w:r>
     </w:p>
     <w:p>
@@ -1639,7 +3305,7 @@
         <w:color w:val="0C2340"/>
         <w:sz w:val="16"/>
       </w:rPr>
-      <w:t>CUN · Checklist de cierre · estudiantes y directivos</w:t>
+      <w:t>CUN · Vigilada Mineducación · Material de curso</w:t>
     </w:r>
     <w:r>
       <w:rPr>
